--- a/GROUP-REHEARSAL-USER-GUIDE.docx
+++ b/GROUP-REHEARSAL-USER-GUIDE.docx
@@ -51,7 +51,7 @@
           <w:sz w:val="22"/>
           <w:szCs w:val="22"/>
         </w:rPr>
-        <w:t xml:space="preserve">a full, live practice run of our 2027 vacation auction — the real website, real bidding from your phone, and real e-mails — compressed into about 45 minutes. Results are wiped afterward; nothing you bid here counts.</w:t>
+        <w:t xml:space="preserve">a full, live practice run of our 2027 vacation auction — the real website, real bidding from your phone or computer, and real e-mails — compressed into about 45 minutes. Results are wiped afterward; nothing you bid here counts.</w:t>
       </w:r>
     </w:p>
     <w:p>
@@ -129,7 +129,7 @@
           <w:sz w:val="22"/>
           <w:szCs w:val="22"/>
         </w:rPr>
-        <w:t xml:space="preserve">On your phone, open the auction site link (same one as always).</w:t>
+        <w:t xml:space="preserve">On your phone or computer, open the auction site link (same one as always).</w:t>
       </w:r>
     </w:p>
     <w:p>
@@ -394,7 +394,7 @@
                 <w:sz w:val="21"/>
                 <w:szCs w:val="21"/>
               </w:rPr>
-              <w:t xml:space="preserve">1 bid</w:t>
+              <w:t xml:space="preserve">up to 2 bids</w:t>
             </w:r>
           </w:p>
         </w:tc>
@@ -418,7 +418,7 @@
                 <w:sz w:val="21"/>
                 <w:szCs w:val="21"/>
               </w:rPr>
-              <w:t xml:space="preserve">0:15 – 0:27</w:t>
+              <w:t xml:space="preserve">0:15 – 0:25</w:t>
             </w:r>
           </w:p>
         </w:tc>
@@ -462,7 +462,7 @@
                 <w:sz w:val="21"/>
                 <w:szCs w:val="21"/>
               </w:rPr>
-              <w:t xml:space="preserve">up to 4 bids</w:t>
+              <w:t xml:space="preserve">up to 3 bids</w:t>
             </w:r>
           </w:p>
         </w:tc>
@@ -486,7 +486,7 @@
                 <w:sz w:val="21"/>
                 <w:szCs w:val="21"/>
               </w:rPr>
-              <w:t xml:space="preserve">0:27 – 0:35</w:t>
+              <w:t xml:space="preserve">0:25 – 0:32</w:t>
             </w:r>
           </w:p>
         </w:tc>
@@ -530,7 +530,7 @@
                 <w:sz w:val="21"/>
                 <w:szCs w:val="21"/>
               </w:rPr>
-              <w:t xml:space="preserve">2 bids</w:t>
+              <w:t xml:space="preserve">1 or 2 bids</w:t>
             </w:r>
           </w:p>
         </w:tc>
@@ -554,7 +554,7 @@
                 <w:sz w:val="21"/>
                 <w:szCs w:val="21"/>
               </w:rPr>
-              <w:t xml:space="preserve">0:35 – 0:43</w:t>
+              <w:t xml:space="preserve">0:32 – 0:39</w:t>
             </w:r>
           </w:p>
         </w:tc>
@@ -598,7 +598,7 @@
                 <w:sz w:val="21"/>
                 <w:szCs w:val="21"/>
               </w:rPr>
-              <w:t xml:space="preserve">2 bids</w:t>
+              <w:t xml:space="preserve">1 or 2 bids</w:t>
             </w:r>
           </w:p>
         </w:tc>
@@ -622,7 +622,7 @@
                 <w:sz w:val="21"/>
                 <w:szCs w:val="21"/>
               </w:rPr>
-              <w:t xml:space="preserve">0:43 – 0:45</w:t>
+              <w:t xml:space="preserve">0:39 – 0:45</w:t>
             </w:r>
           </w:p>
         </w:tc>
@@ -711,7 +711,7 @@
           <w:sz w:val="22"/>
           <w:szCs w:val="22"/>
         </w:rPr>
-        <w:t xml:space="preserve">one bid</w:t>
+        <w:t xml:space="preserve">up to two bids</w:t>
       </w:r>
       <w:r>
         <w:rPr>
